--- a/deal-mgmt/templates/legal/mou_template.docx
+++ b/deal-mgmt/templates/legal/mou_template.docx
@@ -9,7 +9,7 @@
       </w:pPr>
       <w:r>
         <w:rPr>
-          <w:rFonts w:ascii="Times New Roman" w:hAnsi="Times New Roman" w:eastAsia="바탕체"/>
+          <w:rFonts w:ascii="Times New Roman" w:hAnsi="Times New Roman" w:eastAsia="바탕"/>
           <w:b/>
           <w:sz w:val="28"/>
         </w:rPr>
@@ -23,9 +23,9 @@
       </w:pPr>
       <w:r>
         <w:rPr>
-          <w:rFonts w:ascii="Times New Roman" w:hAnsi="Times New Roman" w:eastAsia="바탕체"/>
+          <w:rFonts w:ascii="Times New Roman" w:hAnsi="Times New Roman" w:eastAsia="바탕"/>
           <w:b w:val="0"/>
-          <w:sz w:val="20"/>
+          <w:sz w:val="28"/>
         </w:rPr>
         <w:t>(Memorandum of Understanding)</w:t>
       </w:r>
@@ -41,8 +41,8 @@
       </w:pPr>
       <w:r>
         <w:rPr>
-          <w:rFonts w:ascii="Times New Roman" w:hAnsi="Times New Roman" w:eastAsia="바탕체"/>
-          <w:sz w:val="24"/>
+          <w:rFonts w:ascii="Times New Roman" w:hAnsi="Times New Roman" w:eastAsia="바탕"/>
+          <w:sz w:val="23"/>
         </w:rPr>
         <w:t>본 양해각서(이하 "본 양해각서")는 {{ signing_date }}(이하 "본 양해각서 체결일")에 다음의 당사자들 사이에서 체결되었다.</w:t>
       </w:r>
@@ -54,8 +54,8 @@
       </w:pPr>
       <w:r>
         <w:rPr>
-          <w:rFonts w:ascii="Times New Roman" w:hAnsi="Times New Roman" w:eastAsia="바탕체"/>
-          <w:sz w:val="24"/>
+          <w:rFonts w:ascii="Times New Roman" w:hAnsi="Times New Roman" w:eastAsia="바탕"/>
+          <w:sz w:val="23"/>
         </w:rPr>
         <w:t>{{ party_a_name }} 및 그 관계인들(이하 총칭하여 "매도인대표")</w:t>
       </w:r>
@@ -67,8 +67,8 @@
       </w:pPr>
       <w:r>
         <w:rPr>
-          <w:rFonts w:ascii="Times New Roman" w:hAnsi="Times New Roman" w:eastAsia="바탕체"/>
-          <w:sz w:val="24"/>
+          <w:rFonts w:ascii="Times New Roman" w:hAnsi="Times New Roman" w:eastAsia="바탕"/>
+          <w:sz w:val="23"/>
         </w:rPr>
         <w:t>{{ party_b_name }}(이하 "매수인", 매도인대표와 매수인을 총칭하여 "당사자들")</w:t>
       </w:r>
@@ -80,9 +80,9 @@
       </w:pPr>
       <w:r>
         <w:rPr>
-          <w:rFonts w:ascii="Times New Roman" w:hAnsi="Times New Roman" w:eastAsia="바탕체"/>
+          <w:rFonts w:ascii="Times New Roman" w:hAnsi="Times New Roman" w:eastAsia="바탕"/>
           <w:b/>
-          <w:sz w:val="24"/>
+          <w:sz w:val="23"/>
         </w:rPr>
         <w:t>전     문</w:t>
       </w:r>
@@ -93,8 +93,8 @@
       </w:pPr>
       <w:r>
         <w:rPr>
-          <w:rFonts w:ascii="Times New Roman" w:hAnsi="Times New Roman" w:eastAsia="바탕체"/>
-          <w:sz w:val="24"/>
+          <w:rFonts w:ascii="Times New Roman" w:hAnsi="Times New Roman" w:eastAsia="바탕"/>
+          <w:sz w:val="23"/>
         </w:rPr>
         <w:t>당사자들은 {{ purpose }}에 관한 기본적인 사항을 정하고자 본 양해각서를 체결한다.</w:t>
       </w:r>
@@ -102,25 +102,25 @@
     <w:p>
       <w:pPr>
         <w:pStyle w:val="Heading1"/>
-        <w:spacing w:before="240" w:after="120"/>
+        <w:spacing w:before="360" w:after="240"/>
       </w:pPr>
       <w:r>
         <w:rPr>
-          <w:rFonts w:ascii="Times New Roman" w:hAnsi="Times New Roman" w:eastAsia="바탕체"/>
+          <w:rFonts w:ascii="Times New Roman" w:hAnsi="Times New Roman" w:eastAsia="바탕"/>
           <w:b/>
-          <w:sz w:val="24"/>
+          <w:sz w:val="23"/>
         </w:rPr>
         <w:t>제1조 (이행보증금 납입 및 독점적 협상권 부여)</w:t>
       </w:r>
     </w:p>
     <w:p>
       <w:pPr>
-        <w:spacing w:after="80"/>
+        <w:spacing w:after="0"/>
       </w:pPr>
       <w:r>
         <w:rPr>
-          <w:rFonts w:ascii="Times New Roman" w:hAnsi="Times New Roman" w:eastAsia="바탕체"/>
-          <w:sz w:val="24"/>
+          <w:rFonts w:ascii="Times New Roman" w:hAnsi="Times New Roman" w:eastAsia="바탕"/>
+          <w:sz w:val="23"/>
         </w:rPr>
         <w:t>본 양해각서 체결 즉시 매수인은 매도인대표가 지정하는 계좌에 이행보증금을 납입하며, 매도인대표는 본 양해각서 체결일로부터 {{ exclusivity_start_date }}까지 {{ exclusivity_period_days }}일간(이하 "독점적 협상기간") 매수인에게 독점적 협상권을 부여한다.</w:t>
       </w:r>
@@ -128,25 +128,25 @@
     <w:p>
       <w:pPr>
         <w:pStyle w:val="Heading1"/>
-        <w:spacing w:before="240" w:after="120"/>
+        <w:spacing w:before="360" w:after="240"/>
       </w:pPr>
       <w:r>
         <w:rPr>
-          <w:rFonts w:ascii="Times New Roman" w:hAnsi="Times New Roman" w:eastAsia="바탕체"/>
+          <w:rFonts w:ascii="Times New Roman" w:hAnsi="Times New Roman" w:eastAsia="바탕"/>
           <w:b/>
-          <w:sz w:val="24"/>
+          <w:sz w:val="23"/>
         </w:rPr>
         <w:t>제2조 (실사)</w:t>
       </w:r>
     </w:p>
     <w:p>
       <w:pPr>
-        <w:spacing w:after="80"/>
+        <w:spacing w:after="0"/>
       </w:pPr>
       <w:r>
         <w:rPr>
-          <w:rFonts w:ascii="Times New Roman" w:hAnsi="Times New Roman" w:eastAsia="바탕체"/>
-          <w:sz w:val="24"/>
+          <w:rFonts w:ascii="Times New Roman" w:hAnsi="Times New Roman" w:eastAsia="바탕"/>
+          <w:sz w:val="23"/>
         </w:rPr>
         <w:t>매수인은 독점적 협상기간 동안 본건 거래와 관련하여 대상회사에 대한 재무, 조세, 법률, 환경 등 제반 실사를 진행할 예정이고, 매도인대표는 이에 필요한 자료와 협조를 제공한다.</w:t>
       </w:r>
@@ -154,25 +154,25 @@
     <w:p>
       <w:pPr>
         <w:pStyle w:val="Heading1"/>
-        <w:spacing w:before="240" w:after="120"/>
+        <w:spacing w:before="360" w:after="240"/>
       </w:pPr>
       <w:r>
         <w:rPr>
-          <w:rFonts w:ascii="Times New Roman" w:hAnsi="Times New Roman" w:eastAsia="바탕체"/>
+          <w:rFonts w:ascii="Times New Roman" w:hAnsi="Times New Roman" w:eastAsia="바탕"/>
           <w:b/>
-          <w:sz w:val="24"/>
+          <w:sz w:val="23"/>
         </w:rPr>
         <w:t>제3조 (구속력 있는 조항)</w:t>
       </w:r>
     </w:p>
     <w:p>
       <w:pPr>
-        <w:spacing w:after="80"/>
+        <w:spacing w:after="0"/>
       </w:pPr>
       <w:r>
         <w:rPr>
-          <w:rFonts w:ascii="Times New Roman" w:hAnsi="Times New Roman" w:eastAsia="바탕체"/>
-          <w:sz w:val="24"/>
+          <w:rFonts w:ascii="Times New Roman" w:hAnsi="Times New Roman" w:eastAsia="바탕"/>
+          <w:sz w:val="23"/>
         </w:rPr>
         <w:t>본 양해각서 중 다음 각 호의 조항은 당사자들을 법적으로 구속한다.</w:t>
       </w:r>
@@ -180,21 +180,21 @@
     <w:p>
       <w:r>
         <w:rPr>
-          <w:rFonts w:ascii="Times New Roman" w:hAnsi="Times New Roman" w:eastAsia="바탕체"/>
-          <w:sz w:val="24"/>
+          <w:rFonts w:ascii="Times New Roman" w:hAnsi="Times New Roman" w:eastAsia="바탕"/>
+          <w:sz w:val="23"/>
         </w:rPr>
         <w:t>{%p for p in binding_provisions %}</w:t>
       </w:r>
     </w:p>
     <w:p>
       <w:pPr>
-        <w:spacing w:after="80"/>
+        <w:spacing w:after="0"/>
         <w:ind w:left="737"/>
       </w:pPr>
       <w:r>
         <w:rPr>
-          <w:rFonts w:ascii="Times New Roman" w:hAnsi="Times New Roman" w:eastAsia="바탕체"/>
-          <w:sz w:val="24"/>
+          <w:rFonts w:ascii="Times New Roman" w:hAnsi="Times New Roman" w:eastAsia="바탕"/>
+          <w:sz w:val="23"/>
         </w:rPr>
         <w:t>· {{ p }}</w:t>
       </w:r>
@@ -202,8 +202,8 @@
     <w:p>
       <w:r>
         <w:rPr>
-          <w:rFonts w:ascii="Times New Roman" w:hAnsi="Times New Roman" w:eastAsia="바탕체"/>
-          <w:sz w:val="24"/>
+          <w:rFonts w:ascii="Times New Roman" w:hAnsi="Times New Roman" w:eastAsia="바탕"/>
+          <w:sz w:val="23"/>
         </w:rPr>
         <w:t>{%p endfor %}</w:t>
       </w:r>
@@ -211,25 +211,25 @@
     <w:p>
       <w:pPr>
         <w:pStyle w:val="Heading1"/>
-        <w:spacing w:before="240" w:after="120"/>
+        <w:spacing w:before="360" w:after="240"/>
       </w:pPr>
       <w:r>
         <w:rPr>
-          <w:rFonts w:ascii="Times New Roman" w:hAnsi="Times New Roman" w:eastAsia="바탕체"/>
+          <w:rFonts w:ascii="Times New Roman" w:hAnsi="Times New Roman" w:eastAsia="바탕"/>
           <w:b/>
-          <w:sz w:val="24"/>
+          <w:sz w:val="23"/>
         </w:rPr>
         <w:t>제4조 (비구속적 조항)</w:t>
       </w:r>
     </w:p>
     <w:p>
       <w:pPr>
-        <w:spacing w:after="80"/>
+        <w:spacing w:after="0"/>
       </w:pPr>
       <w:r>
         <w:rPr>
-          <w:rFonts w:ascii="Times New Roman" w:hAnsi="Times New Roman" w:eastAsia="바탕체"/>
-          <w:sz w:val="24"/>
+          <w:rFonts w:ascii="Times New Roman" w:hAnsi="Times New Roman" w:eastAsia="바탕"/>
+          <w:sz w:val="23"/>
         </w:rPr>
         <w:t>다음 각 호의 사항은 법적 구속력을 갖지 아니하며, 향후 당사자들 사이에 별도로 체결될 본계약에서 최종적으로 합의될 예정이다.</w:t>
       </w:r>
@@ -237,21 +237,21 @@
     <w:p>
       <w:r>
         <w:rPr>
-          <w:rFonts w:ascii="Times New Roman" w:hAnsi="Times New Roman" w:eastAsia="바탕체"/>
-          <w:sz w:val="24"/>
+          <w:rFonts w:ascii="Times New Roman" w:hAnsi="Times New Roman" w:eastAsia="바탕"/>
+          <w:sz w:val="23"/>
         </w:rPr>
         <w:t>{%p for p in non_binding_provisions %}</w:t>
       </w:r>
     </w:p>
     <w:p>
       <w:pPr>
-        <w:spacing w:after="80"/>
+        <w:spacing w:after="0"/>
         <w:ind w:left="737"/>
       </w:pPr>
       <w:r>
         <w:rPr>
-          <w:rFonts w:ascii="Times New Roman" w:hAnsi="Times New Roman" w:eastAsia="바탕체"/>
-          <w:sz w:val="24"/>
+          <w:rFonts w:ascii="Times New Roman" w:hAnsi="Times New Roman" w:eastAsia="바탕"/>
+          <w:sz w:val="23"/>
         </w:rPr>
         <w:t>· {{ p }}</w:t>
       </w:r>
@@ -259,8 +259,8 @@
     <w:p>
       <w:r>
         <w:rPr>
-          <w:rFonts w:ascii="Times New Roman" w:hAnsi="Times New Roman" w:eastAsia="바탕체"/>
-          <w:sz w:val="24"/>
+          <w:rFonts w:ascii="Times New Roman" w:hAnsi="Times New Roman" w:eastAsia="바탕"/>
+          <w:sz w:val="23"/>
         </w:rPr>
         <w:t>{%p endfor %}</w:t>
       </w:r>
@@ -268,25 +268,25 @@
     <w:p>
       <w:pPr>
         <w:pStyle w:val="Heading1"/>
-        <w:spacing w:before="240" w:after="120"/>
+        <w:spacing w:before="360" w:after="240"/>
       </w:pPr>
       <w:r>
         <w:rPr>
-          <w:rFonts w:ascii="Times New Roman" w:hAnsi="Times New Roman" w:eastAsia="바탕체"/>
+          <w:rFonts w:ascii="Times New Roman" w:hAnsi="Times New Roman" w:eastAsia="바탕"/>
           <w:b/>
-          <w:sz w:val="24"/>
+          <w:sz w:val="23"/>
         </w:rPr>
         <w:t>제5조 (비밀유지)</w:t>
       </w:r>
     </w:p>
     <w:p>
       <w:pPr>
-        <w:spacing w:after="80"/>
+        <w:spacing w:after="0"/>
       </w:pPr>
       <w:r>
         <w:rPr>
-          <w:rFonts w:ascii="Times New Roman" w:hAnsi="Times New Roman" w:eastAsia="바탕체"/>
-          <w:sz w:val="24"/>
+          <w:rFonts w:ascii="Times New Roman" w:hAnsi="Times New Roman" w:eastAsia="바탕"/>
+          <w:sz w:val="23"/>
         </w:rPr>
         <w:t>당사자들은 본 양해각서 및 본건 거래의 협의 과정에서 알게 된 상대방의 비밀정보를 상대방의 사전 서면 동의 없이 제3자에게 공개하거나 본건 거래 이외의 목적으로 사용하여서는 아니 된다. 비밀유지 의무는 본 양해각서 종료 후 {{ confidentiality_period_months }}개월간 존속한다.</w:t>
       </w:r>
@@ -294,25 +294,25 @@
     <w:p>
       <w:pPr>
         <w:pStyle w:val="Heading1"/>
-        <w:spacing w:before="240" w:after="120"/>
+        <w:spacing w:before="360" w:after="240"/>
       </w:pPr>
       <w:r>
         <w:rPr>
-          <w:rFonts w:ascii="Times New Roman" w:hAnsi="Times New Roman" w:eastAsia="바탕체"/>
+          <w:rFonts w:ascii="Times New Roman" w:hAnsi="Times New Roman" w:eastAsia="바탕"/>
           <w:b/>
-          <w:sz w:val="24"/>
+          <w:sz w:val="23"/>
         </w:rPr>
         <w:t>제6조 (준거법 및 관할)</w:t>
       </w:r>
     </w:p>
     <w:p>
       <w:pPr>
-        <w:spacing w:after="80"/>
+        <w:spacing w:after="0"/>
       </w:pPr>
       <w:r>
         <w:rPr>
-          <w:rFonts w:ascii="Times New Roman" w:hAnsi="Times New Roman" w:eastAsia="바탕체"/>
-          <w:sz w:val="24"/>
+          <w:rFonts w:ascii="Times New Roman" w:hAnsi="Times New Roman" w:eastAsia="바탕"/>
+          <w:sz w:val="23"/>
         </w:rPr>
         <w:t>본 양해각서는 {{ governing_law }} 법에 따라 해석되며, 분쟁은 서울중앙지방법원을 제1심 전속 관할법원으로 한다.</w:t>
       </w:r>
@@ -324,8 +324,8 @@
       </w:pPr>
       <w:r>
         <w:rPr>
-          <w:rFonts w:ascii="Times New Roman" w:hAnsi="Times New Roman" w:eastAsia="바탕체"/>
-          <w:sz w:val="24"/>
+          <w:rFonts w:ascii="Times New Roman" w:hAnsi="Times New Roman" w:eastAsia="바탕"/>
+          <w:sz w:val="23"/>
         </w:rPr>
         <w:t>{{ signing_date }}</w:t>
       </w:r>
@@ -337,8 +337,8 @@
       </w:pPr>
       <w:r>
         <w:rPr>
-          <w:rFonts w:ascii="Times New Roman" w:hAnsi="Times New Roman" w:eastAsia="바탕체"/>
-          <w:sz w:val="22"/>
+          <w:rFonts w:ascii="Times New Roman" w:hAnsi="Times New Roman" w:eastAsia="바탕"/>
+          <w:sz w:val="23"/>
         </w:rPr>
         <w:t>본 계약의 성립을 증명하기 위하여 아래에 서명 또는 기명날인한다.</w:t>
       </w:r>
@@ -357,13 +357,12 @@
       <w:tr>
         <w:tc>
           <w:tcPr>
-            <w:tcW w:type="dxa" w:w="4536"/>
-            <w:tcH w:val="1701" w:type="atLeast"/>
+            <w:tcW w:w="0" w:type="auto"/>
           </w:tcPr>
           <w:p>
             <w:r>
               <w:rPr>
-                <w:rFonts w:ascii="Times New Roman" w:hAnsi="Times New Roman" w:eastAsia="바탕체"/>
+                <w:rFonts w:ascii="Times New Roman" w:hAnsi="Times New Roman" w:eastAsia="바탕"/>
                 <w:b/>
                 <w:sz w:val="22"/>
               </w:rPr>
@@ -373,13 +372,12 @@
         </w:tc>
         <w:tc>
           <w:tcPr>
-            <w:tcW w:type="dxa" w:w="4536"/>
-            <w:tcH w:val="1701" w:type="atLeast"/>
+            <w:tcW w:w="0" w:type="auto"/>
           </w:tcPr>
           <w:p>
             <w:r>
               <w:rPr>
-                <w:rFonts w:ascii="Times New Roman" w:hAnsi="Times New Roman" w:eastAsia="바탕체"/>
+                <w:rFonts w:ascii="Times New Roman" w:hAnsi="Times New Roman" w:eastAsia="바탕"/>
                 <w:sz w:val="22"/>
               </w:rPr>
               <w:t>{{ party_a_name }}</w:t>
@@ -387,10 +385,10 @@
             </w:r>
             <w:r>
               <w:rPr>
-                <w:rFonts w:ascii="Times New Roman" w:hAnsi="Times New Roman" w:eastAsia="바탕체"/>
+                <w:rFonts w:ascii="Times New Roman" w:hAnsi="Times New Roman" w:eastAsia="바탕"/>
                 <w:sz w:val="22"/>
               </w:rPr>
-              <w:t>대표이사: {{ party_a_representative }}</w:t>
+              <w:t>대표이사 {{ party_a_representative }}</w:t>
             </w:r>
           </w:p>
         </w:tc>
@@ -398,13 +396,12 @@
       <w:tr>
         <w:tc>
           <w:tcPr>
-            <w:tcW w:type="dxa" w:w="4536"/>
-            <w:tcH w:val="1701" w:type="atLeast"/>
+            <w:tcW w:w="0" w:type="auto"/>
           </w:tcPr>
           <w:p>
             <w:r>
               <w:rPr>
-                <w:rFonts w:ascii="Times New Roman" w:hAnsi="Times New Roman" w:eastAsia="바탕체"/>
+                <w:rFonts w:ascii="Times New Roman" w:hAnsi="Times New Roman" w:eastAsia="바탕"/>
                 <w:b/>
                 <w:sz w:val="22"/>
               </w:rPr>
@@ -414,13 +411,12 @@
         </w:tc>
         <w:tc>
           <w:tcPr>
-            <w:tcW w:type="dxa" w:w="4536"/>
-            <w:tcH w:val="1701" w:type="atLeast"/>
+            <w:tcW w:w="0" w:type="auto"/>
           </w:tcPr>
           <w:p>
             <w:r>
               <w:rPr>
-                <w:rFonts w:ascii="Times New Roman" w:hAnsi="Times New Roman" w:eastAsia="바탕체"/>
+                <w:rFonts w:ascii="Times New Roman" w:hAnsi="Times New Roman" w:eastAsia="바탕"/>
                 <w:sz w:val="22"/>
               </w:rPr>
               <w:t>{{ party_b_name }}</w:t>
@@ -428,23 +424,59 @@
             </w:r>
             <w:r>
               <w:rPr>
-                <w:rFonts w:ascii="Times New Roman" w:hAnsi="Times New Roman" w:eastAsia="바탕체"/>
+                <w:rFonts w:ascii="Times New Roman" w:hAnsi="Times New Roman" w:eastAsia="바탕"/>
                 <w:sz w:val="22"/>
               </w:rPr>
-              <w:t>대표이사: {{ party_b_representative }}</w:t>
+              <w:t>대표이사 {{ party_b_representative }}</w:t>
             </w:r>
           </w:p>
         </w:tc>
       </w:tr>
     </w:tbl>
     <w:sectPr>
+      <w:footerReference w:type="default" r:id="rId9"/>
       <w:pgSz w:w="11906" w:h="16838"/>
-      <w:pgMar w:top="1701" w:right="1417" w:bottom="1417" w:left="1417" w:header="720" w:footer="720" w:gutter="0"/>
+      <w:pgMar w:top="1701" w:right="1417" w:bottom="1701" w:left="1417" w:header="709" w:footer="709" w:gutter="0"/>
       <w:cols w:space="720"/>
       <w:docGrid w:linePitch="360"/>
     </w:sectPr>
   </w:body>
 </w:document>
+</file>
+
+<file path=word/footer1.xml><?xml version="1.0" encoding="utf-8"?>
+<w:ftr xmlns:m="http://schemas.openxmlformats.org/officeDocument/2006/math" xmlns:mc="http://schemas.openxmlformats.org/markup-compatibility/2006" xmlns:mo="http://schemas.microsoft.com/office/mac/office/2008/main" xmlns:mv="urn:schemas-microsoft-com:mac:vml" xmlns:o="urn:schemas-microsoft-com:office:office" xmlns:r="http://schemas.openxmlformats.org/officeDocument/2006/relationships" xmlns:v="urn:schemas-microsoft-com:vml" xmlns:w10="urn:schemas-microsoft-com:office:word" xmlns:w14="http://schemas.microsoft.com/office/word/2010/wordml" xmlns:w="http://schemas.openxmlformats.org/wordprocessingml/2006/main" xmlns:wne="http://schemas.microsoft.com/office/word/2006/wordml" xmlns:wp14="http://schemas.microsoft.com/office/word/2010/wordprocessingDrawing" xmlns:wp="http://schemas.openxmlformats.org/drawingml/2006/wordprocessingDrawing" xmlns:wpc="http://schemas.microsoft.com/office/word/2010/wordprocessingCanvas" xmlns:wpg="http://schemas.microsoft.com/office/word/2010/wordprocessingGroup" xmlns:wpi="http://schemas.microsoft.com/office/word/2010/wordprocessingInk" xmlns:wps="http://schemas.microsoft.com/office/word/2010/wordprocessingShape" mc:Ignorable="w14 wp14">
+  <w:p>
+    <w:pPr>
+      <w:pStyle w:val="Footer"/>
+      <w:jc w:val="center"/>
+    </w:pPr>
+    <w:r>
+      <w:rPr>
+        <w:rFonts w:ascii="Times New Roman" w:hAnsi="Times New Roman"/>
+        <w:sz w:val="18"/>
+      </w:rPr>
+      <w:t xml:space="preserve">- </w:t>
+    </w:r>
+    <w:r>
+      <w:rPr>
+        <w:rFonts w:ascii="Times New Roman" w:hAnsi="Times New Roman"/>
+        <w:sz w:val="18"/>
+      </w:rPr>
+      <w:fldChar w:fldCharType="begin"/>
+      <w:instrText xml:space="preserve"> PAGE </w:instrText>
+      <w:fldChar w:fldCharType="separate"/>
+      <w:fldChar w:fldCharType="end"/>
+    </w:r>
+    <w:r>
+      <w:rPr>
+        <w:rFonts w:ascii="Times New Roman" w:hAnsi="Times New Roman"/>
+        <w:sz w:val="18"/>
+      </w:rPr>
+      <w:t xml:space="preserve"> -</w:t>
+    </w:r>
+  </w:p>
+</w:ftr>
 </file>
 
 <file path=word/numbering.xml><?xml version="1.0" encoding="utf-8"?>
@@ -810,6 +842,14 @@
     <w:name w:val="Normal"/>
     <w:qFormat/>
     <w:rsid w:val="00FC693F"/>
+    <w:pPr>
+      <w:spacing w:line="312" w:lineRule="auto" w:before="0" w:after="0"/>
+      <w:jc w:val="both"/>
+    </w:pPr>
+    <w:rPr>
+      <w:rFonts w:ascii="Times New Roman" w:hAnsi="Times New Roman" w:eastAsia="바탕"/>
+      <w:sz w:val="23"/>
+    </w:rPr>
   </w:style>
   <w:style w:type="paragraph" w:styleId="Header">
     <w:name w:val="header"/>
@@ -12492,6 +12532,88 @@
         <w:shd w:val="clear" w:color="auto" w:fill="FBCAA2" w:themeFill="accent6" w:themeFillTint="7F"/>
       </w:tcPr>
     </w:tblStylePr>
+  </w:style>
+  <w:style w:type="paragraph" w:customStyle="1" w:styleId="Contract_L1">
+    <w:name w:val="Contract_L1"/>
+    <w:basedOn w:val="Normal"/>
+    <w:pPr>
+      <w:spacing w:line="312" w:lineRule="auto" w:before="360" w:after="240"/>
+      <w:jc w:val="both"/>
+    </w:pPr>
+    <w:rPr>
+      <w:rFonts w:ascii="Times New Roman" w:hAnsi="Times New Roman" w:eastAsia="바탕"/>
+      <w:b/>
+      <w:sz w:val="23"/>
+    </w:rPr>
+  </w:style>
+  <w:style w:type="paragraph" w:customStyle="1" w:styleId="Contract_L2">
+    <w:name w:val="Contract_L2"/>
+    <w:basedOn w:val="Normal"/>
+    <w:pPr>
+      <w:spacing w:line="312" w:lineRule="auto" w:before="0" w:after="0"/>
+      <w:ind w:left="737" w:hanging="737"/>
+      <w:jc w:val="both"/>
+    </w:pPr>
+    <w:rPr>
+      <w:rFonts w:ascii="Times New Roman" w:hAnsi="Times New Roman" w:eastAsia="바탕"/>
+      <w:b w:val="0"/>
+      <w:sz w:val="23"/>
+    </w:rPr>
+  </w:style>
+  <w:style w:type="paragraph" w:customStyle="1" w:styleId="Contract_L3">
+    <w:name w:val="Contract_L3"/>
+    <w:basedOn w:val="Normal"/>
+    <w:pPr>
+      <w:spacing w:line="312" w:lineRule="auto" w:before="0" w:after="0"/>
+      <w:ind w:left="1191" w:hanging="397"/>
+      <w:jc w:val="both"/>
+    </w:pPr>
+    <w:rPr>
+      <w:rFonts w:ascii="Times New Roman" w:hAnsi="Times New Roman" w:eastAsia="바탕"/>
+      <w:b w:val="0"/>
+      <w:sz w:val="23"/>
+    </w:rPr>
+  </w:style>
+  <w:style w:type="paragraph" w:customStyle="1" w:styleId="Contract_L4">
+    <w:name w:val="Contract_L4"/>
+    <w:basedOn w:val="Normal"/>
+    <w:pPr>
+      <w:spacing w:line="312" w:lineRule="auto" w:before="0" w:after="0"/>
+      <w:ind w:left="1587" w:hanging="397"/>
+      <w:jc w:val="both"/>
+    </w:pPr>
+    <w:rPr>
+      <w:rFonts w:ascii="Times New Roman" w:hAnsi="Times New Roman" w:eastAsia="바탕"/>
+      <w:b w:val="0"/>
+      <w:sz w:val="23"/>
+    </w:rPr>
+  </w:style>
+  <w:style w:type="paragraph" w:customStyle="1" w:styleId="Contract_Body">
+    <w:name w:val="Contract_Body"/>
+    <w:basedOn w:val="Normal"/>
+    <w:pPr>
+      <w:spacing w:line="312" w:lineRule="auto" w:before="0" w:after="0"/>
+      <w:jc w:val="both"/>
+    </w:pPr>
+    <w:rPr>
+      <w:rFonts w:ascii="Times New Roman" w:hAnsi="Times New Roman" w:eastAsia="바탕"/>
+      <w:b w:val="0"/>
+      <w:sz w:val="23"/>
+    </w:rPr>
+  </w:style>
+  <w:style w:type="paragraph" w:customStyle="1" w:styleId="Contract_Definition">
+    <w:name w:val="Contract_Definition"/>
+    <w:basedOn w:val="Normal"/>
+    <w:pPr>
+      <w:spacing w:line="312" w:lineRule="auto" w:before="0" w:after="0"/>
+      <w:ind w:left="737"/>
+      <w:jc w:val="both"/>
+    </w:pPr>
+    <w:rPr>
+      <w:rFonts w:ascii="Times New Roman" w:hAnsi="Times New Roman" w:eastAsia="바탕"/>
+      <w:b w:val="0"/>
+      <w:sz w:val="23"/>
+    </w:rPr>
   </w:style>
 </w:styles>
 </file>
